--- a/Reni Weboldal indítás.docx
+++ b/Reni Weboldal indítás.docx
@@ -2344,7 +2344,89 @@
         <w:t>Privacy-friendly megoldások</w:t>
       </w:r>
     </w:p>
+    <w:p>
+      <w:r>
+        <w:lastRenderedPageBreak/>
+        <w:t>Domain és publikálás</w:t>
+      </w:r>
+    </w:p>
+    <w:p>
+      <w:r>
+        <w:t>[ ] Saját domain kiválasztása és megvásárlása</w:t>
+      </w:r>
+    </w:p>
+    <w:p>
+      <w:r>
+        <w:t>[ ] Domain összekötése a GitHub Pages-szel</w:t>
+      </w:r>
+    </w:p>
+    <w:p>
+      <w:r>
+        <w:t>[ ] HTTPS ellenőrzése és bekapcsolása</w:t>
+      </w:r>
+    </w:p>
     <w:p/>
+    <w:p>
+      <w:r>
+        <w:t>A weboldal minősége</w:t>
+      </w:r>
+    </w:p>
+    <w:p>
+      <w:r>
+        <w:t>[x] Mobil- és tabletmegjelenés tesztelése</w:t>
+      </w:r>
+    </w:p>
+    <w:p>
+      <w:r>
+        <w:t>[x] Minden link, gomb és navigáció kipróbálása</w:t>
+      </w:r>
+    </w:p>
+    <w:p>
+      <w:r>
+        <w:t>[x] Bemutatkozás, projektek és elérhetőség ellenőrzése</w:t>
+      </w:r>
+    </w:p>
+    <w:p>
+      <w:r>
+        <w:t>[x] Billentyűzetes használat, kontrasztok és képek alt szövegei</w:t>
+      </w:r>
+    </w:p>
+    <w:p>
+      <w:r>
+        <w:t>[ ] Sebesség és hibák ellenőrzése</w:t>
+      </w:r>
+    </w:p>
+    <w:p/>
+    <w:p>
+      <w:r>
+        <w:t>Kereshetőség és indulás</w:t>
+      </w:r>
+    </w:p>
+    <w:p>
+      <w:r>
+        <w:t>[ ] Title, meta description és favicon beállítása</w:t>
+      </w:r>
+    </w:p>
+    <w:p>
+      <w:r>
+        <w:t>[ ] Google Search Console beállítása</w:t>
+      </w:r>
+    </w:p>
+    <w:p>
+      <w:r>
+        <w:t>[ ] Közösségi megosztáshoz előnézeti kép és metaadatok</w:t>
+      </w:r>
+    </w:p>
+    <w:p>
+      <w:r>
+        <w:t>[ ] Adatvédelmi tájékoztató szükségességének ellenőrzése</w:t>
+      </w:r>
+    </w:p>
+    <w:p>
+      <w:r>
+        <w:t>[ ] Repository és publikált fájlok átnézése titkos adatokért</w:t>
+      </w:r>
+    </w:p>
     <w:sectPr>
       <w:pgSz w:w="12240" w:h="15840"/>
       <w:pgMar w:top="1440" w:right="1440" w:bottom="1440" w:left="1440" w:header="720" w:footer="720" w:gutter="0"/>
@@ -5269,15 +5351,15 @@
     <w:lsdException w:name="Unresolved Mention" w:semiHidden="1" w:unhideWhenUsed="1"/>
     <w:lsdException w:name="Smart Link" w:semiHidden="1" w:unhideWhenUsed="1"/>
   </w:latentStyles>
-  <w:style w:type="paragraph" w:default="1" w:styleId="Normal">
+  <w:style w:type="paragraph" w:default="1" w:styleId="Norml">
     <w:name w:val="Normal"/>
     <w:qFormat/>
   </w:style>
-  <w:style w:type="paragraph" w:styleId="Heading1">
+  <w:style w:type="paragraph" w:styleId="Cmsor1">
     <w:name w:val="heading 1"/>
-    <w:basedOn w:val="Normal"/>
-    <w:next w:val="Normal"/>
-    <w:link w:val="Heading1Char"/>
+    <w:basedOn w:val="Norml"/>
+    <w:next w:val="Norml"/>
+    <w:link w:val="Cmsor1Char"/>
     <w:uiPriority w:val="9"/>
     <w:qFormat/>
     <w:rsid w:val="003766A8"/>
@@ -5294,11 +5376,11 @@
       <w:szCs w:val="40"/>
     </w:rPr>
   </w:style>
-  <w:style w:type="paragraph" w:styleId="Heading2">
+  <w:style w:type="paragraph" w:styleId="Cmsor2">
     <w:name w:val="heading 2"/>
-    <w:basedOn w:val="Normal"/>
-    <w:next w:val="Normal"/>
-    <w:link w:val="Heading2Char"/>
+    <w:basedOn w:val="Norml"/>
+    <w:next w:val="Norml"/>
+    <w:link w:val="Cmsor2Char"/>
     <w:uiPriority w:val="9"/>
     <w:semiHidden/>
     <w:unhideWhenUsed/>
@@ -5317,11 +5399,11 @@
       <w:szCs w:val="32"/>
     </w:rPr>
   </w:style>
-  <w:style w:type="paragraph" w:styleId="Heading3">
+  <w:style w:type="paragraph" w:styleId="Cmsor3">
     <w:name w:val="heading 3"/>
-    <w:basedOn w:val="Normal"/>
-    <w:next w:val="Normal"/>
-    <w:link w:val="Heading3Char"/>
+    <w:basedOn w:val="Norml"/>
+    <w:next w:val="Norml"/>
+    <w:link w:val="Cmsor3Char"/>
     <w:uiPriority w:val="9"/>
     <w:semiHidden/>
     <w:unhideWhenUsed/>
@@ -5340,11 +5422,11 @@
       <w:szCs w:val="28"/>
     </w:rPr>
   </w:style>
-  <w:style w:type="paragraph" w:styleId="Heading4">
+  <w:style w:type="paragraph" w:styleId="Cmsor4">
     <w:name w:val="heading 4"/>
-    <w:basedOn w:val="Normal"/>
-    <w:next w:val="Normal"/>
-    <w:link w:val="Heading4Char"/>
+    <w:basedOn w:val="Norml"/>
+    <w:next w:val="Norml"/>
+    <w:link w:val="Cmsor4Char"/>
     <w:uiPriority w:val="9"/>
     <w:semiHidden/>
     <w:unhideWhenUsed/>
@@ -5363,11 +5445,11 @@
       <w:color w:val="0F4761" w:themeColor="accent1" w:themeShade="BF"/>
     </w:rPr>
   </w:style>
-  <w:style w:type="paragraph" w:styleId="Heading5">
+  <w:style w:type="paragraph" w:styleId="Cmsor5">
     <w:name w:val="heading 5"/>
-    <w:basedOn w:val="Normal"/>
-    <w:next w:val="Normal"/>
-    <w:link w:val="Heading5Char"/>
+    <w:basedOn w:val="Norml"/>
+    <w:next w:val="Norml"/>
+    <w:link w:val="Cmsor5Char"/>
     <w:uiPriority w:val="9"/>
     <w:semiHidden/>
     <w:unhideWhenUsed/>
@@ -5384,11 +5466,11 @@
       <w:color w:val="0F4761" w:themeColor="accent1" w:themeShade="BF"/>
     </w:rPr>
   </w:style>
-  <w:style w:type="paragraph" w:styleId="Heading6">
+  <w:style w:type="paragraph" w:styleId="Cmsor6">
     <w:name w:val="heading 6"/>
-    <w:basedOn w:val="Normal"/>
-    <w:next w:val="Normal"/>
-    <w:link w:val="Heading6Char"/>
+    <w:basedOn w:val="Norml"/>
+    <w:next w:val="Norml"/>
+    <w:link w:val="Cmsor6Char"/>
     <w:uiPriority w:val="9"/>
     <w:semiHidden/>
     <w:unhideWhenUsed/>
@@ -5407,11 +5489,11 @@
       <w:color w:val="595959" w:themeColor="text1" w:themeTint="A6"/>
     </w:rPr>
   </w:style>
-  <w:style w:type="paragraph" w:styleId="Heading7">
+  <w:style w:type="paragraph" w:styleId="Cmsor7">
     <w:name w:val="heading 7"/>
-    <w:basedOn w:val="Normal"/>
-    <w:next w:val="Normal"/>
-    <w:link w:val="Heading7Char"/>
+    <w:basedOn w:val="Norml"/>
+    <w:next w:val="Norml"/>
+    <w:link w:val="Cmsor7Char"/>
     <w:uiPriority w:val="9"/>
     <w:semiHidden/>
     <w:unhideWhenUsed/>
@@ -5428,11 +5510,11 @@
       <w:color w:val="595959" w:themeColor="text1" w:themeTint="A6"/>
     </w:rPr>
   </w:style>
-  <w:style w:type="paragraph" w:styleId="Heading8">
+  <w:style w:type="paragraph" w:styleId="Cmsor8">
     <w:name w:val="heading 8"/>
-    <w:basedOn w:val="Normal"/>
-    <w:next w:val="Normal"/>
-    <w:link w:val="Heading8Char"/>
+    <w:basedOn w:val="Norml"/>
+    <w:next w:val="Norml"/>
+    <w:link w:val="Cmsor8Char"/>
     <w:uiPriority w:val="9"/>
     <w:semiHidden/>
     <w:unhideWhenUsed/>
@@ -5451,11 +5533,11 @@
       <w:color w:val="272727" w:themeColor="text1" w:themeTint="D8"/>
     </w:rPr>
   </w:style>
-  <w:style w:type="paragraph" w:styleId="Heading9">
+  <w:style w:type="paragraph" w:styleId="Cmsor9">
     <w:name w:val="heading 9"/>
-    <w:basedOn w:val="Normal"/>
-    <w:next w:val="Normal"/>
-    <w:link w:val="Heading9Char"/>
+    <w:basedOn w:val="Norml"/>
+    <w:next w:val="Norml"/>
+    <w:link w:val="Cmsor9Char"/>
     <w:uiPriority w:val="9"/>
     <w:semiHidden/>
     <w:unhideWhenUsed/>
@@ -5472,13 +5554,13 @@
       <w:color w:val="272727" w:themeColor="text1" w:themeTint="D8"/>
     </w:rPr>
   </w:style>
-  <w:style w:type="character" w:default="1" w:styleId="DefaultParagraphFont">
+  <w:style w:type="character" w:default="1" w:styleId="Bekezdsalapbettpusa">
     <w:name w:val="Default Paragraph Font"/>
     <w:uiPriority w:val="1"/>
     <w:semiHidden/>
     <w:unhideWhenUsed/>
   </w:style>
-  <w:style w:type="table" w:default="1" w:styleId="TableNormal">
+  <w:style w:type="table" w:default="1" w:styleId="Normltblzat">
     <w:name w:val="Normal Table"/>
     <w:uiPriority w:val="99"/>
     <w:semiHidden/>
@@ -5493,16 +5575,16 @@
       </w:tblCellMar>
     </w:tblPr>
   </w:style>
-  <w:style w:type="numbering" w:default="1" w:styleId="NoList">
+  <w:style w:type="numbering" w:default="1" w:styleId="Nemlista">
     <w:name w:val="No List"/>
     <w:uiPriority w:val="99"/>
     <w:semiHidden/>
     <w:unhideWhenUsed/>
   </w:style>
-  <w:style w:type="character" w:customStyle="1" w:styleId="Heading1Char">
-    <w:name w:val="Heading 1 Char"/>
-    <w:basedOn w:val="DefaultParagraphFont"/>
-    <w:link w:val="Heading1"/>
+  <w:style w:type="character" w:customStyle="1" w:styleId="Cmsor1Char">
+    <w:name w:val="Címsor 1 Char"/>
+    <w:basedOn w:val="Bekezdsalapbettpusa"/>
+    <w:link w:val="Cmsor1"/>
     <w:uiPriority w:val="9"/>
     <w:rsid w:val="003766A8"/>
     <w:rPr>
@@ -5512,10 +5594,10 @@
       <w:szCs w:val="40"/>
     </w:rPr>
   </w:style>
-  <w:style w:type="character" w:customStyle="1" w:styleId="Heading2Char">
-    <w:name w:val="Heading 2 Char"/>
-    <w:basedOn w:val="DefaultParagraphFont"/>
-    <w:link w:val="Heading2"/>
+  <w:style w:type="character" w:customStyle="1" w:styleId="Cmsor2Char">
+    <w:name w:val="Címsor 2 Char"/>
+    <w:basedOn w:val="Bekezdsalapbettpusa"/>
+    <w:link w:val="Cmsor2"/>
     <w:uiPriority w:val="9"/>
     <w:semiHidden/>
     <w:rsid w:val="003766A8"/>
@@ -5526,10 +5608,10 @@
       <w:szCs w:val="32"/>
     </w:rPr>
   </w:style>
-  <w:style w:type="character" w:customStyle="1" w:styleId="Heading3Char">
-    <w:name w:val="Heading 3 Char"/>
-    <w:basedOn w:val="DefaultParagraphFont"/>
-    <w:link w:val="Heading3"/>
+  <w:style w:type="character" w:customStyle="1" w:styleId="Cmsor3Char">
+    <w:name w:val="Címsor 3 Char"/>
+    <w:basedOn w:val="Bekezdsalapbettpusa"/>
+    <w:link w:val="Cmsor3"/>
     <w:uiPriority w:val="9"/>
     <w:semiHidden/>
     <w:rsid w:val="003766A8"/>
@@ -5540,10 +5622,10 @@
       <w:szCs w:val="28"/>
     </w:rPr>
   </w:style>
-  <w:style w:type="character" w:customStyle="1" w:styleId="Heading4Char">
-    <w:name w:val="Heading 4 Char"/>
-    <w:basedOn w:val="DefaultParagraphFont"/>
-    <w:link w:val="Heading4"/>
+  <w:style w:type="character" w:customStyle="1" w:styleId="Cmsor4Char">
+    <w:name w:val="Címsor 4 Char"/>
+    <w:basedOn w:val="Bekezdsalapbettpusa"/>
+    <w:link w:val="Cmsor4"/>
     <w:uiPriority w:val="9"/>
     <w:semiHidden/>
     <w:rsid w:val="003766A8"/>
@@ -5554,10 +5636,10 @@
       <w:color w:val="0F4761" w:themeColor="accent1" w:themeShade="BF"/>
     </w:rPr>
   </w:style>
-  <w:style w:type="character" w:customStyle="1" w:styleId="Heading5Char">
-    <w:name w:val="Heading 5 Char"/>
-    <w:basedOn w:val="DefaultParagraphFont"/>
-    <w:link w:val="Heading5"/>
+  <w:style w:type="character" w:customStyle="1" w:styleId="Cmsor5Char">
+    <w:name w:val="Címsor 5 Char"/>
+    <w:basedOn w:val="Bekezdsalapbettpusa"/>
+    <w:link w:val="Cmsor5"/>
     <w:uiPriority w:val="9"/>
     <w:semiHidden/>
     <w:rsid w:val="003766A8"/>
@@ -5566,10 +5648,10 @@
       <w:color w:val="0F4761" w:themeColor="accent1" w:themeShade="BF"/>
     </w:rPr>
   </w:style>
-  <w:style w:type="character" w:customStyle="1" w:styleId="Heading6Char">
-    <w:name w:val="Heading 6 Char"/>
-    <w:basedOn w:val="DefaultParagraphFont"/>
-    <w:link w:val="Heading6"/>
+  <w:style w:type="character" w:customStyle="1" w:styleId="Cmsor6Char">
+    <w:name w:val="Címsor 6 Char"/>
+    <w:basedOn w:val="Bekezdsalapbettpusa"/>
+    <w:link w:val="Cmsor6"/>
     <w:uiPriority w:val="9"/>
     <w:semiHidden/>
     <w:rsid w:val="003766A8"/>
@@ -5580,10 +5662,10 @@
       <w:color w:val="595959" w:themeColor="text1" w:themeTint="A6"/>
     </w:rPr>
   </w:style>
-  <w:style w:type="character" w:customStyle="1" w:styleId="Heading7Char">
-    <w:name w:val="Heading 7 Char"/>
-    <w:basedOn w:val="DefaultParagraphFont"/>
-    <w:link w:val="Heading7"/>
+  <w:style w:type="character" w:customStyle="1" w:styleId="Cmsor7Char">
+    <w:name w:val="Címsor 7 Char"/>
+    <w:basedOn w:val="Bekezdsalapbettpusa"/>
+    <w:link w:val="Cmsor7"/>
     <w:uiPriority w:val="9"/>
     <w:semiHidden/>
     <w:rsid w:val="003766A8"/>
@@ -5592,10 +5674,10 @@
       <w:color w:val="595959" w:themeColor="text1" w:themeTint="A6"/>
     </w:rPr>
   </w:style>
-  <w:style w:type="character" w:customStyle="1" w:styleId="Heading8Char">
-    <w:name w:val="Heading 8 Char"/>
-    <w:basedOn w:val="DefaultParagraphFont"/>
-    <w:link w:val="Heading8"/>
+  <w:style w:type="character" w:customStyle="1" w:styleId="Cmsor8Char">
+    <w:name w:val="Címsor 8 Char"/>
+    <w:basedOn w:val="Bekezdsalapbettpusa"/>
+    <w:link w:val="Cmsor8"/>
     <w:uiPriority w:val="9"/>
     <w:semiHidden/>
     <w:rsid w:val="003766A8"/>
@@ -5606,10 +5688,10 @@
       <w:color w:val="272727" w:themeColor="text1" w:themeTint="D8"/>
     </w:rPr>
   </w:style>
-  <w:style w:type="character" w:customStyle="1" w:styleId="Heading9Char">
-    <w:name w:val="Heading 9 Char"/>
-    <w:basedOn w:val="DefaultParagraphFont"/>
-    <w:link w:val="Heading9"/>
+  <w:style w:type="character" w:customStyle="1" w:styleId="Cmsor9Char">
+    <w:name w:val="Címsor 9 Char"/>
+    <w:basedOn w:val="Bekezdsalapbettpusa"/>
+    <w:link w:val="Cmsor9"/>
     <w:uiPriority w:val="9"/>
     <w:semiHidden/>
     <w:rsid w:val="003766A8"/>
@@ -5618,11 +5700,11 @@
       <w:color w:val="272727" w:themeColor="text1" w:themeTint="D8"/>
     </w:rPr>
   </w:style>
-  <w:style w:type="paragraph" w:styleId="Title">
+  <w:style w:type="paragraph" w:styleId="Cm">
     <w:name w:val="Title"/>
-    <w:basedOn w:val="Normal"/>
-    <w:next w:val="Normal"/>
-    <w:link w:val="TitleChar"/>
+    <w:basedOn w:val="Norml"/>
+    <w:next w:val="Norml"/>
+    <w:link w:val="CmChar"/>
     <w:uiPriority w:val="10"/>
     <w:qFormat/>
     <w:rsid w:val="003766A8"/>
@@ -5638,10 +5720,10 @@
       <w:szCs w:val="56"/>
     </w:rPr>
   </w:style>
-  <w:style w:type="character" w:customStyle="1" w:styleId="TitleChar">
-    <w:name w:val="Title Char"/>
-    <w:basedOn w:val="DefaultParagraphFont"/>
-    <w:link w:val="Title"/>
+  <w:style w:type="character" w:customStyle="1" w:styleId="CmChar">
+    <w:name w:val="Cím Char"/>
+    <w:basedOn w:val="Bekezdsalapbettpusa"/>
+    <w:link w:val="Cm"/>
     <w:uiPriority w:val="10"/>
     <w:rsid w:val="003766A8"/>
     <w:rPr>
@@ -5652,11 +5734,11 @@
       <w:szCs w:val="56"/>
     </w:rPr>
   </w:style>
-  <w:style w:type="paragraph" w:styleId="Subtitle">
+  <w:style w:type="paragraph" w:styleId="Alcm">
     <w:name w:val="Subtitle"/>
-    <w:basedOn w:val="Normal"/>
-    <w:next w:val="Normal"/>
-    <w:link w:val="SubtitleChar"/>
+    <w:basedOn w:val="Norml"/>
+    <w:next w:val="Norml"/>
+    <w:link w:val="AlcmChar"/>
     <w:uiPriority w:val="11"/>
     <w:qFormat/>
     <w:rsid w:val="003766A8"/>
@@ -5673,10 +5755,10 @@
       <w:szCs w:val="28"/>
     </w:rPr>
   </w:style>
-  <w:style w:type="character" w:customStyle="1" w:styleId="SubtitleChar">
-    <w:name w:val="Subtitle Char"/>
-    <w:basedOn w:val="DefaultParagraphFont"/>
-    <w:link w:val="Subtitle"/>
+  <w:style w:type="character" w:customStyle="1" w:styleId="AlcmChar">
+    <w:name w:val="Alcím Char"/>
+    <w:basedOn w:val="Bekezdsalapbettpusa"/>
+    <w:link w:val="Alcm"/>
     <w:uiPriority w:val="11"/>
     <w:rsid w:val="003766A8"/>
     <w:rPr>
@@ -5687,11 +5769,11 @@
       <w:szCs w:val="28"/>
     </w:rPr>
   </w:style>
-  <w:style w:type="paragraph" w:styleId="Quote">
+  <w:style w:type="paragraph" w:styleId="Idzet">
     <w:name w:val="Quote"/>
-    <w:basedOn w:val="Normal"/>
-    <w:next w:val="Normal"/>
-    <w:link w:val="QuoteChar"/>
+    <w:basedOn w:val="Norml"/>
+    <w:next w:val="Norml"/>
+    <w:link w:val="IdzetChar"/>
     <w:uiPriority w:val="29"/>
     <w:qFormat/>
     <w:rsid w:val="003766A8"/>
@@ -5705,10 +5787,10 @@
       <w:color w:val="404040" w:themeColor="text1" w:themeTint="BF"/>
     </w:rPr>
   </w:style>
-  <w:style w:type="character" w:customStyle="1" w:styleId="QuoteChar">
-    <w:name w:val="Quote Char"/>
-    <w:basedOn w:val="DefaultParagraphFont"/>
-    <w:link w:val="Quote"/>
+  <w:style w:type="character" w:customStyle="1" w:styleId="IdzetChar">
+    <w:name w:val="Idézet Char"/>
+    <w:basedOn w:val="Bekezdsalapbettpusa"/>
+    <w:link w:val="Idzet"/>
     <w:uiPriority w:val="29"/>
     <w:rsid w:val="003766A8"/>
     <w:rPr>
@@ -5717,9 +5799,9 @@
       <w:color w:val="404040" w:themeColor="text1" w:themeTint="BF"/>
     </w:rPr>
   </w:style>
-  <w:style w:type="paragraph" w:styleId="ListParagraph">
+  <w:style w:type="paragraph" w:styleId="Listaszerbekezds">
     <w:name w:val="List Paragraph"/>
-    <w:basedOn w:val="Normal"/>
+    <w:basedOn w:val="Norml"/>
     <w:uiPriority w:val="34"/>
     <w:qFormat/>
     <w:rsid w:val="003766A8"/>
@@ -5728,9 +5810,9 @@
       <w:contextualSpacing/>
     </w:pPr>
   </w:style>
-  <w:style w:type="character" w:styleId="IntenseEmphasis">
+  <w:style w:type="character" w:styleId="Erskiemels">
     <w:name w:val="Intense Emphasis"/>
-    <w:basedOn w:val="DefaultParagraphFont"/>
+    <w:basedOn w:val="Bekezdsalapbettpusa"/>
     <w:uiPriority w:val="21"/>
     <w:qFormat/>
     <w:rsid w:val="003766A8"/>
@@ -5740,11 +5822,11 @@
       <w:color w:val="0F4761" w:themeColor="accent1" w:themeShade="BF"/>
     </w:rPr>
   </w:style>
-  <w:style w:type="paragraph" w:styleId="IntenseQuote">
+  <w:style w:type="paragraph" w:styleId="Kiemeltidzet">
     <w:name w:val="Intense Quote"/>
-    <w:basedOn w:val="Normal"/>
-    <w:next w:val="Normal"/>
-    <w:link w:val="IntenseQuoteChar"/>
+    <w:basedOn w:val="Norml"/>
+    <w:next w:val="Norml"/>
+    <w:link w:val="KiemeltidzetChar"/>
     <w:uiPriority w:val="30"/>
     <w:qFormat/>
     <w:rsid w:val="003766A8"/>
@@ -5763,10 +5845,10 @@
       <w:color w:val="0F4761" w:themeColor="accent1" w:themeShade="BF"/>
     </w:rPr>
   </w:style>
-  <w:style w:type="character" w:customStyle="1" w:styleId="IntenseQuoteChar">
-    <w:name w:val="Intense Quote Char"/>
-    <w:basedOn w:val="DefaultParagraphFont"/>
-    <w:link w:val="IntenseQuote"/>
+  <w:style w:type="character" w:customStyle="1" w:styleId="KiemeltidzetChar">
+    <w:name w:val="Kiemelt idézet Char"/>
+    <w:basedOn w:val="Bekezdsalapbettpusa"/>
+    <w:link w:val="Kiemeltidzet"/>
     <w:uiPriority w:val="30"/>
     <w:rsid w:val="003766A8"/>
     <w:rPr>
@@ -5775,9 +5857,9 @@
       <w:color w:val="0F4761" w:themeColor="accent1" w:themeShade="BF"/>
     </w:rPr>
   </w:style>
-  <w:style w:type="character" w:styleId="IntenseReference">
+  <w:style w:type="character" w:styleId="Ershivatkozs">
     <w:name w:val="Intense Reference"/>
-    <w:basedOn w:val="DefaultParagraphFont"/>
+    <w:basedOn w:val="Bekezdsalapbettpusa"/>
     <w:uiPriority w:val="32"/>
     <w:qFormat/>
     <w:rsid w:val="003766A8"/>
@@ -5791,7 +5873,7 @@
   </w:style>
   <w:style w:type="paragraph" w:customStyle="1" w:styleId="x1yc453h">
     <w:name w:val="x1yc453h"/>
-    <w:basedOn w:val="Normal"/>
+    <w:basedOn w:val="Norml"/>
     <w:rsid w:val="003766A8"/>
     <w:pPr>
       <w:spacing w:before="100" w:beforeAutospacing="1" w:after="100" w:afterAutospacing="1" w:line="240" w:lineRule="auto"/>
@@ -5804,7 +5886,7 @@
   </w:style>
   <w:style w:type="character" w:customStyle="1" w:styleId="xe6aan1">
     <w:name w:val="xe6aan1"/>
-    <w:basedOn w:val="DefaultParagraphFont"/>
+    <w:basedOn w:val="Bekezdsalapbettpusa"/>
     <w:rsid w:val="003766A8"/>
   </w:style>
 </w:styles>

--- a/Reni Weboldal indítás.docx
+++ b/Reni Weboldal indítás.docx
@@ -2424,7 +2424,13 @@
     </w:p>
     <w:p>
       <w:r>
-        <w:t>[ ] Repository és publikált fájlok átnézése titkos adatokért</w:t>
+        <w:t>[</w:t>
+      </w:r>
+      <w:r>
+        <w:t>x</w:t>
+      </w:r>
+      <w:r>
+        <w:t>] Repository és publikált fájlok átnézése titkos adatokért</w:t>
       </w:r>
     </w:p>
     <w:sectPr>
